--- a/sem2/anthro104/readingResponses/docs/RR1 - Miner - Body Ritual Among The Nacirema.docx
+++ b/sem2/anthro104/readingResponses/docs/RR1 - Miner - Body Ritual Among The Nacirema.docx
@@ -1,6 +1,6 @@
 
 <file path=word/document.xml><?xml version="1.0" encoding="utf-8"?>
-<w:document xmlns:o="urn:schemas-microsoft-com:office:office" xmlns:r="http://schemas.openxmlformats.org/officeDocument/2006/relationships" xmlns:v="urn:schemas-microsoft-com:vml" xmlns:w="http://schemas.openxmlformats.org/wordprocessingml/2006/main" xmlns:w10="urn:schemas-microsoft-com:office:word" xmlns:wp="http://schemas.openxmlformats.org/drawingml/2006/wordprocessingDrawing" xmlns:wps="http://schemas.microsoft.com/office/word/2010/wordprocessingShape" xmlns:wpg="http://schemas.microsoft.com/office/word/2010/wordprocessingGroup" xmlns:mc="http://schemas.openxmlformats.org/markup-compatibility/2006" xmlns:wp14="http://schemas.microsoft.com/office/word/2010/wordprocessingDrawing" xmlns:w14="http://schemas.microsoft.com/office/word/2010/wordml" mc:Ignorable="w14 wp14">
+<w:document xmlns:o="urn:schemas-microsoft-com:office:office" xmlns:r="http://schemas.openxmlformats.org/officeDocument/2006/relationships" xmlns:v="urn:schemas-microsoft-com:vml" xmlns:w="http://schemas.openxmlformats.org/wordprocessingml/2006/main" xmlns:w10="urn:schemas-microsoft-com:office:word" xmlns:wp="http://schemas.openxmlformats.org/drawingml/2006/wordprocessingDrawing" xmlns:wps="http://schemas.microsoft.com/office/word/2010/wordprocessingShape" xmlns:wpg="http://schemas.microsoft.com/office/word/2010/wordprocessingGroup" xmlns:mc="http://schemas.openxmlformats.org/markup-compatibility/2006" xmlns:wp14="http://schemas.microsoft.com/office/word/2010/wordprocessingDrawing" xmlns:w14="http://schemas.microsoft.com/office/word/2010/wordml" xmlns:w15="http://schemas.microsoft.com/office/word/2012/wordml" mc:Ignorable="w14 wp14 w15">
   <w:body>
     <w:p>
       <w:pPr>
@@ -1148,7 +1148,7 @@
 </file>
 
 <file path=word/footer1.xml><?xml version="1.0" encoding="utf-8"?>
-<w:ftr xmlns:o="urn:schemas-microsoft-com:office:office" xmlns:r="http://schemas.openxmlformats.org/officeDocument/2006/relationships" xmlns:v="urn:schemas-microsoft-com:vml" xmlns:w="http://schemas.openxmlformats.org/wordprocessingml/2006/main" xmlns:w10="urn:schemas-microsoft-com:office:word" xmlns:wp="http://schemas.openxmlformats.org/drawingml/2006/wordprocessingDrawing" xmlns:wps="http://schemas.microsoft.com/office/word/2010/wordprocessingShape" xmlns:wpg="http://schemas.microsoft.com/office/word/2010/wordprocessingGroup" xmlns:mc="http://schemas.openxmlformats.org/markup-compatibility/2006" xmlns:wp14="http://schemas.microsoft.com/office/word/2010/wordprocessingDrawing" xmlns:w14="http://schemas.microsoft.com/office/word/2010/wordml" mc:Ignorable="w14 wp14">
+<w:ftr xmlns:o="urn:schemas-microsoft-com:office:office" xmlns:r="http://schemas.openxmlformats.org/officeDocument/2006/relationships" xmlns:v="urn:schemas-microsoft-com:vml" xmlns:w="http://schemas.openxmlformats.org/wordprocessingml/2006/main" xmlns:w10="urn:schemas-microsoft-com:office:word" xmlns:wp="http://schemas.openxmlformats.org/drawingml/2006/wordprocessingDrawing" xmlns:wps="http://schemas.microsoft.com/office/word/2010/wordprocessingShape" xmlns:wpg="http://schemas.microsoft.com/office/word/2010/wordprocessingGroup" xmlns:mc="http://schemas.openxmlformats.org/markup-compatibility/2006" xmlns:wp14="http://schemas.microsoft.com/office/word/2010/wordprocessingDrawing" xmlns:w14="http://schemas.microsoft.com/office/word/2010/wordml" xmlns:w15="http://schemas.microsoft.com/office/word/2012/wordml" mc:Ignorable="w14 wp14 w15">
   <w:p>
     <w:pPr>
       <w:pStyle w:val="Footer"/>
@@ -1167,14 +1167,14 @@
 </file>
 
 <file path=word/header1.xml><?xml version="1.0" encoding="utf-8"?>
-<w:hdr xmlns:o="urn:schemas-microsoft-com:office:office" xmlns:r="http://schemas.openxmlformats.org/officeDocument/2006/relationships" xmlns:v="urn:schemas-microsoft-com:vml" xmlns:w="http://schemas.openxmlformats.org/wordprocessingml/2006/main" xmlns:w10="urn:schemas-microsoft-com:office:word" xmlns:wp="http://schemas.openxmlformats.org/drawingml/2006/wordprocessingDrawing" xmlns:wps="http://schemas.microsoft.com/office/word/2010/wordprocessingShape" xmlns:wpg="http://schemas.microsoft.com/office/word/2010/wordprocessingGroup" xmlns:mc="http://schemas.openxmlformats.org/markup-compatibility/2006" xmlns:wp14="http://schemas.microsoft.com/office/word/2010/wordprocessingDrawing" xmlns:w14="http://schemas.microsoft.com/office/word/2010/wordml" mc:Ignorable="w14 wp14">
+<w:hdr xmlns:o="urn:schemas-microsoft-com:office:office" xmlns:r="http://schemas.openxmlformats.org/officeDocument/2006/relationships" xmlns:v="urn:schemas-microsoft-com:vml" xmlns:w="http://schemas.openxmlformats.org/wordprocessingml/2006/main" xmlns:w10="urn:schemas-microsoft-com:office:word" xmlns:wp="http://schemas.openxmlformats.org/drawingml/2006/wordprocessingDrawing" xmlns:wps="http://schemas.microsoft.com/office/word/2010/wordprocessingShape" xmlns:wpg="http://schemas.microsoft.com/office/word/2010/wordprocessingGroup" xmlns:mc="http://schemas.openxmlformats.org/markup-compatibility/2006" xmlns:wp14="http://schemas.microsoft.com/office/word/2010/wordprocessingDrawing" xmlns:w14="http://schemas.microsoft.com/office/word/2010/wordml" xmlns:w15="http://schemas.microsoft.com/office/word/2012/wordml" mc:Ignorable="w14 wp14 w15">
   <w:sdt>
     <w:sdtPr>
       <w:docPartObj>
         <w:docPartGallery w:val="Page Numbers (Top of Page)"/>
         <w:docPartUnique w:val="true"/>
       </w:docPartObj>
-      <w:id w:val="1197157256"/>
+      <w:id w:val="948255463"/>
     </w:sdtPr>
     <w:sdtContent>
       <w:p>
@@ -1194,7 +1194,7 @@
           <w:rPr>
             <w:rStyle w:val="Pagenumber"/>
           </w:rPr>
-          <w:instrText> PAGE </w:instrText>
+          <w:instrText xml:space="preserve"> PAGE </w:instrText>
         </w:r>
         <w:r>
           <w:rPr>
@@ -1231,7 +1231,7 @@
 </file>
 
 <file path=word/header2.xml><?xml version="1.0" encoding="utf-8"?>
-<w:hdr xmlns:o="urn:schemas-microsoft-com:office:office" xmlns:r="http://schemas.openxmlformats.org/officeDocument/2006/relationships" xmlns:v="urn:schemas-microsoft-com:vml" xmlns:w="http://schemas.openxmlformats.org/wordprocessingml/2006/main" xmlns:w10="urn:schemas-microsoft-com:office:word" xmlns:wp="http://schemas.openxmlformats.org/drawingml/2006/wordprocessingDrawing" xmlns:wps="http://schemas.microsoft.com/office/word/2010/wordprocessingShape" xmlns:wpg="http://schemas.microsoft.com/office/word/2010/wordprocessingGroup" xmlns:mc="http://schemas.openxmlformats.org/markup-compatibility/2006" xmlns:wp14="http://schemas.microsoft.com/office/word/2010/wordprocessingDrawing" xmlns:w14="http://schemas.microsoft.com/office/word/2010/wordml" mc:Ignorable="w14 wp14">
+<w:hdr xmlns:o="urn:schemas-microsoft-com:office:office" xmlns:r="http://schemas.openxmlformats.org/officeDocument/2006/relationships" xmlns:v="urn:schemas-microsoft-com:vml" xmlns:w="http://schemas.openxmlformats.org/wordprocessingml/2006/main" xmlns:w10="urn:schemas-microsoft-com:office:word" xmlns:wp="http://schemas.openxmlformats.org/drawingml/2006/wordprocessingDrawing" xmlns:wps="http://schemas.microsoft.com/office/word/2010/wordprocessingShape" xmlns:wpg="http://schemas.microsoft.com/office/word/2010/wordprocessingGroup" xmlns:mc="http://schemas.openxmlformats.org/markup-compatibility/2006" xmlns:wp14="http://schemas.microsoft.com/office/word/2010/wordprocessingDrawing" xmlns:w14="http://schemas.microsoft.com/office/word/2010/wordml" xmlns:w15="http://schemas.microsoft.com/office/word/2012/wordml" mc:Ignorable="w14 wp14 w15">
   <w:p>
     <w:pPr>
       <w:pStyle w:val="Header"/>
@@ -1255,7 +1255,7 @@
 </file>
 
 <file path=word/header3.xml><?xml version="1.0" encoding="utf-8"?>
-<w:hdr xmlns:o="urn:schemas-microsoft-com:office:office" xmlns:r="http://schemas.openxmlformats.org/officeDocument/2006/relationships" xmlns:v="urn:schemas-microsoft-com:vml" xmlns:w="http://schemas.openxmlformats.org/wordprocessingml/2006/main" xmlns:w10="urn:schemas-microsoft-com:office:word" xmlns:wp="http://schemas.openxmlformats.org/drawingml/2006/wordprocessingDrawing" xmlns:wps="http://schemas.microsoft.com/office/word/2010/wordprocessingShape" xmlns:wpg="http://schemas.microsoft.com/office/word/2010/wordprocessingGroup" xmlns:mc="http://schemas.openxmlformats.org/markup-compatibility/2006" xmlns:wp14="http://schemas.microsoft.com/office/word/2010/wordprocessingDrawing" xmlns:w14="http://schemas.microsoft.com/office/word/2010/wordml" mc:Ignorable="w14 wp14">
+<w:hdr xmlns:o="urn:schemas-microsoft-com:office:office" xmlns:r="http://schemas.openxmlformats.org/officeDocument/2006/relationships" xmlns:v="urn:schemas-microsoft-com:vml" xmlns:w="http://schemas.openxmlformats.org/wordprocessingml/2006/main" xmlns:w10="urn:schemas-microsoft-com:office:word" xmlns:wp="http://schemas.openxmlformats.org/drawingml/2006/wordprocessingDrawing" xmlns:wps="http://schemas.microsoft.com/office/word/2010/wordprocessingShape" xmlns:wpg="http://schemas.microsoft.com/office/word/2010/wordprocessingGroup" xmlns:mc="http://schemas.openxmlformats.org/markup-compatibility/2006" xmlns:wp14="http://schemas.microsoft.com/office/word/2010/wordprocessingDrawing" xmlns:w14="http://schemas.microsoft.com/office/word/2010/wordml" xmlns:w15="http://schemas.microsoft.com/office/word/2012/wordml" mc:Ignorable="w14 wp14 w15">
   <w:p>
     <w:pPr>
       <w:pStyle w:val="Header"/>
@@ -1678,6 +1678,7 @@
     <w:qFormat/>
     <w:pPr>
       <w:widowControl w:val="false"/>
+      <w:suppressAutoHyphens w:val="true"/>
       <w:bidi w:val="0"/>
       <w:spacing w:before="0" w:after="0"/>
       <w:jc w:val="left"/>
@@ -1688,7 +1689,7 @@
       <w:kern w:val="0"/>
       <w:sz w:val="22"/>
       <w:szCs w:val="22"/>
-      <w:lang w:bidi="en-US" w:val="en-US" w:eastAsia="en-US"/>
+      <w:lang w:val="en-US" w:eastAsia="en-US" w:bidi="en-US"/>
     </w:rPr>
   </w:style>
   <w:style w:type="paragraph" w:styleId="Heading1">
